--- a/docs/KARTA_CAM_Shree_Metalcast_Industries_Pvt._Ltd._20260328.docx
+++ b/docs/KARTA_CAM_Shree_Metalcast_Industries_Pvt._Ltd._20260328.docx
@@ -273,7 +273,7 @@
           </w:tcPr>
           <w:p>
             <w:r>
-              <w:t>Negative</w:t>
+              <w:t>Positive</w:t>
             </w:r>
           </w:p>
         </w:tc>
@@ -352,7 +352,7 @@
         <w:pStyle w:val="Heading2"/>
       </w:pPr>
       <w:r>
-        <w:t>Decision: REJECT. Probability of default: 98.00%.</w:t>
+        <w:t>Decision: REJECT. Probability of default: 86.00%.</w:t>
       </w:r>
     </w:p>
     <w:p>
@@ -364,8 +364,11 @@
       </w:r>
     </w:p>
     <w:p>
+      <w:pPr>
+        <w:pStyle w:val="Heading2"/>
+      </w:pPr>
       <w:r>
-        <w:t>Fraud risk level: HIGH. News risk score: 35.0/100.</w:t>
+        <w:t>Fraud risk level: LOW. News risk score: 34.8/100.</w:t>
       </w:r>
     </w:p>
     <w:p>
@@ -503,7 +506,7 @@
           </w:tcPr>
           <w:p>
             <w:r>
-              <w:t>Yes</w:t>
+              <w:t>No</w:t>
             </w:r>
           </w:p>
         </w:tc>
@@ -572,7 +575,7 @@
         <w:pStyle w:val="Heading2"/>
       </w:pPr>
       <w:r>
-        <w:t>Recommended interest rate: 17.50%.</w:t>
+        <w:t>Recommended interest rate: 15.50%.</w:t>
       </w:r>
     </w:p>
     <w:p>
@@ -868,7 +871,7 @@
           </w:tcPr>
           <w:p>
             <w:r>
-              <w:t>741850.0</w:t>
+              <w:t>1234567.0</w:t>
             </w:r>
           </w:p>
         </w:tc>
@@ -888,7 +891,7 @@
           </w:tcPr>
           <w:p>
             <w:r>
-              <w:t>741850.0</w:t>
+              <w:t>1234567.0</w:t>
             </w:r>
           </w:p>
         </w:tc>
@@ -1040,17 +1043,12 @@
     </w:p>
     <w:p>
       <w:r>
-        <w:t>1. Enhanced Due Diligence Required: Submit Big-4 audited financials for last 3 years. Resolve GST ITC mismatch of ₹16.2 Lakhs before disbursement.</w:t>
+        <w:t>1. Additional Collateral Required: Collateral coverage ratio minimum 1.5x of loan amount. Current gap estimated at ₹6.2 Lakhs based on PD of 86.0%.</w:t>
       </w:r>
     </w:p>
     <w:p>
       <w:r>
-        <w:t>2. Additional Collateral Required: Collateral coverage ratio minimum 1.5x of loan amount. Current gap estimated at ₹3.7 Lakhs based on PD of 98.0%.</w:t>
-      </w:r>
-    </w:p>
-    <w:p>
-      <w:r>
-        <w:t>3. Document Resubmission: Current OCR confidence score is 12.0%. CA-certified financial statements with seal required within 15 days of sanction.</w:t>
+        <w:t>2. Document Resubmission: Current OCR confidence score is 12.0%. CA-certified financial statements with seal required within 15 days of sanction.</w:t>
       </w:r>
     </w:p>
     <w:sectPr>
